--- a/MOFDA/ICSCE_2026_FINAL.docx
+++ b/MOFDA/ICSCE_2026_FINAL.docx
@@ -177,7 +177,7 @@
           <w:sz w:val="20"/>
           <w:szCs w:val="20"/>
         </w:rPr>
-        <w:t xml:space="preserve">Pile-supported container wharves are a common structural form for large-tonnage seaports in Vietnam, and the pile system — prestressed spun-concrete (PHC) piles combined with steel pipe piles — dominates both load-bearing function and material cost. Constrained multi-objective optimization coupled with a finite-element model lets the trade-off between material mass and displacement be explored systematically rather than only verified for a single, experience-based design.</w:t>
+        <w:t xml:space="preserve">Pile-supported container wharves are a common structural form for large-tonnage seaports in Vietnam, and the pile system — prestressed spun-concrete (PHC) piles combined with steel pipe piles — dominates both load-bearing function and material cost. Constrained multi-objective optimization coupled with a finite-element model lets the trade-off between material mass and displacement be explored systematically rather than only verified for a single, experience-based design, following a broader shift toward evolutionary multi-objective optimization in engineering design [8].</w:t>
       </w:r>
     </w:p>
     <w:p>
@@ -249,7 +249,7 @@
           <w:sz w:val="20"/>
           <w:szCs w:val="20"/>
         </w:rPr>
-        <w:t xml:space="preserve">The structure is a 100,000-DWT container wharf of the Lach Huyen international gateway port, Haiphong — an onshore quay on a high-piled deck. The analysed segment is about 75 m long, deck-top at +5.50 m, dredged bed at −16.0 m, for a design vessel of 330 m length and 14.8 m draught. Each segment has 132 prestressed spun-concrete piles and 60 steel pipe piles (D1016), 192 in total; pile cross-section is the design variable, applied uniformly per pile type, with position, rake and embedment length held fixed so that geotechnical constraints stay consistent across combinations. A linear-static SAP2000 model (4,913 joints, 1,734 frame and 4,488 shell elements) provides displacements and forces under the governing envelope combination "BAO KT"; the storm combination is outside this envelope and outside the present scope (Section 3.4). The pile tips sit in a stiff clay/weathered claystone layer (concrete piles) and a strongly fractured weathered rock layer (steel piles); pile-group interaction is not considered.</w:t>
+        <w:t xml:space="preserve">The structure is a 100,000-DWT container wharf of the Lach Huyen international gateway port, Haiphong — an onshore quay on a high-piled deck. The analysed segment is about 75 m long, deck-top at +5.50 m, dredged bed at −16.0 m, for a design vessel of 330 m length and 14.8 m draught. Each segment has 132 prestressed spun-concrete piles and 60 steel pipe piles (D1016), 192 in total; pile cross-section is the design variable, applied uniformly per pile type, with position, rake and embedment length held fixed so that geotechnical constraints stay consistent across combinations. A linear-static SAP2000 model (4,913 joints, 1,734 frame and 4,488 shell elements) provides displacements and forces under the governing envelope combination "BAO KT"; the storm combination is outside this envelope and outside the present scope (Section 3.3). The pile tips sit in a stiff clay/weathered claystone layer (concrete piles) and a strongly fractured weathered rock layer (steel piles); pile-group interaction is not considered.</w:t>
       </w:r>
     </w:p>
     <w:p>
@@ -357,25 +357,10 @@
           <m:rPr>
             <m:sty m:val="p"/>
           </m:rPr>
-          <m:t>[</m:t>
+          <m:t>(</m:t>
         </m:r>
         <m:r>
           <m:t> </m:t>
-        </m:r>
-        <m:r>
-          <m:t>C</m:t>
-        </m:r>
-        <m:r>
-          <m:t>a</m:t>
-        </m:r>
-        <m:r>
-          <m:t>t</m:t>
-        </m:r>
-        <m:r>
-          <m:t>I</m:t>
-        </m:r>
-        <m:r>
-          <m:t>d</m:t>
         </m:r>
         <m:sSub>
           <m:e>
@@ -385,16 +370,7 @@
           </m:e>
           <m:sub>
             <m:r>
-              <m:t>B</m:t>
-            </m:r>
-            <m:r>
-              <m:t>T</m:t>
-            </m:r>
-            <m:r>
-              <m:t>C</m:t>
-            </m:r>
-            <m:r>
-              <m:t>T</m:t>
+              <m:t>1</m:t>
             </m:r>
           </m:sub>
         </m:sSub>
@@ -410,24 +386,12 @@
         <m:sSub>
           <m:e>
             <m:r>
-              <m:t>D</m:t>
+              <m:t>x</m:t>
             </m:r>
           </m:e>
           <m:sub>
             <m:r>
-              <m:t>s</m:t>
-            </m:r>
-            <m:r>
-              <m:t>t</m:t>
-            </m:r>
-            <m:r>
-              <m:t>e</m:t>
-            </m:r>
-            <m:r>
-              <m:t>e</m:t>
-            </m:r>
-            <m:r>
-              <m:t>l</m:t>
+              <m:t>2</m:t>
             </m:r>
           </m:sub>
         </m:sSub>
@@ -443,24 +407,12 @@
         <m:sSub>
           <m:e>
             <m:r>
-              <m:t>t</m:t>
+              <m:t>x</m:t>
             </m:r>
           </m:e>
           <m:sub>
             <m:r>
-              <m:t>s</m:t>
-            </m:r>
-            <m:r>
-              <m:t>t</m:t>
-            </m:r>
-            <m:r>
-              <m:t>e</m:t>
-            </m:r>
-            <m:r>
-              <m:t>e</m:t>
-            </m:r>
-            <m:r>
-              <m:t>l</m:t>
+              <m:t>3</m:t>
             </m:r>
           </m:sub>
         </m:sSub>
@@ -471,7 +423,7 @@
           <m:rPr>
             <m:sty m:val="p"/>
           </m:rPr>
-          <m:t>]</m:t>
+          <m:t>)</m:t>
         </m:r>
       </m:oMath>
       <w:r>
@@ -501,21 +453,6 @@
         <w:t xml:space="preserve">where </w:t>
       </w:r>
       <m:oMath>
-        <m:r>
-          <m:t>C</m:t>
-        </m:r>
-        <m:r>
-          <m:t>a</m:t>
-        </m:r>
-        <m:r>
-          <m:t>t</m:t>
-        </m:r>
-        <m:r>
-          <m:t>I</m:t>
-        </m:r>
-        <m:r>
-          <m:t>d</m:t>
-        </m:r>
         <m:sSub>
           <m:e>
             <m:r>
@@ -524,61 +461,10 @@
           </m:e>
           <m:sub>
             <m:r>
-              <m:t>B</m:t>
-            </m:r>
-            <m:r>
-              <m:t>T</m:t>
-            </m:r>
-            <m:r>
-              <m:t>C</m:t>
-            </m:r>
-            <m:r>
-              <m:t>T</m:t>
+              <m:t>1</m:t>
             </m:r>
           </m:sub>
         </m:sSub>
-        <m:r>
-          <m:rPr>
-            <m:sty m:val="p"/>
-          </m:rPr>
-          <m:t>∈</m:t>
-        </m:r>
-        <m:r>
-          <m:rPr>
-            <m:sty m:val="p"/>
-          </m:rPr>
-          <m:t>{</m:t>
-        </m:r>
-        <m:r>
-          <m:t>1</m:t>
-        </m:r>
-        <m:r>
-          <m:rPr>
-            <m:sty m:val="p"/>
-          </m:rPr>
-          <m:t>,</m:t>
-        </m:r>
-        <m:r>
-          <m:rPr>
-            <m:sty m:val="p"/>
-          </m:rPr>
-          <m:t>…</m:t>
-        </m:r>
-        <m:r>
-          <m:rPr>
-            <m:sty m:val="p"/>
-          </m:rPr>
-          <m:t>,</m:t>
-        </m:r>
-        <m:r>
-          <m:t>5</m:t>
-        </m:r>
-        <m:r>
-          <m:rPr>
-            <m:sty m:val="p"/>
-          </m:rPr>
-          <m:t>}</m:t>
-        </m:r>
       </m:oMath>
       <w:r>
         <w:rPr>
@@ -590,63 +476,21 @@
           <w:sz w:val="20"/>
           <w:szCs w:val="20"/>
         </w:rPr>
-        <w:t xml:space="preserve"> indexes a row of the AMACCAO PHC-pile catalogue (Table 1, TCVN 7888:2014/JIS A 5373:2016 [3]); </w:t>
+        <w:t xml:space="preserve">, </w:t>
       </w:r>
       <m:oMath>
         <m:sSub>
           <m:e>
             <m:r>
-              <m:t>D</m:t>
+              <m:t>x</m:t>
             </m:r>
           </m:e>
           <m:sub>
             <m:r>
-              <m:t>s</m:t>
-            </m:r>
-            <m:r>
-              <m:t>t</m:t>
-            </m:r>
-            <m:r>
-              <m:t>e</m:t>
-            </m:r>
-            <m:r>
-              <m:t>e</m:t>
-            </m:r>
-            <m:r>
-              <m:t>l</m:t>
+              <m:t>2</m:t>
             </m:r>
           </m:sub>
         </m:sSub>
-        <m:r>
-          <m:rPr>
-            <m:sty m:val="p"/>
-          </m:rPr>
-          <m:t>∈</m:t>
-        </m:r>
-        <m:r>
-          <m:rPr>
-            <m:sty m:val="p"/>
-          </m:rPr>
-          <m:t>[</m:t>
-        </m:r>
-        <m:r>
-          <m:t>0.800</m:t>
-        </m:r>
-        <m:r>
-          <m:rPr>
-            <m:sty m:val="p"/>
-          </m:rPr>
-          <m:t>,</m:t>
-        </m:r>
-        <m:r>
-          <m:t>1.300</m:t>
-        </m:r>
-        <m:r>
-          <m:rPr>
-            <m:sty m:val="p"/>
-          </m:rPr>
-          <m:t>]</m:t>
-        </m:r>
       </m:oMath>
       <w:r>
         <w:rPr>
@@ -658,33 +502,47 @@
           <w:sz w:val="20"/>
           <w:szCs w:val="20"/>
         </w:rPr>
-        <w:t xml:space="preserve"> m (step 0.01 m, 51 values); </w:t>
+        <w:t xml:space="preserve">, and </w:t>
       </w:r>
       <m:oMath>
         <m:sSub>
           <m:e>
             <m:r>
-              <m:t>t</m:t>
+              <m:t>x</m:t>
             </m:r>
           </m:e>
           <m:sub>
             <m:r>
-              <m:t>s</m:t>
-            </m:r>
-            <m:r>
-              <m:t>t</m:t>
-            </m:r>
-            <m:r>
-              <m:t>e</m:t>
-            </m:r>
-            <m:r>
-              <m:t>e</m:t>
-            </m:r>
-            <m:r>
-              <m:t>l</m:t>
+              <m:t>3</m:t>
             </m:r>
           </m:sub>
         </m:sSub>
+      </m:oMath>
+      <w:r>
+        <w:rPr>
+          <w:rFonts w:ascii="Times New Roman" w:cs="Times New Roman" w:eastAsia="Times New Roman" w:hAnsi="Times New Roman"/>
+          <w:b w:val="false"/>
+          <w:bCs w:val="false"/>
+          <w:i w:val="false"/>
+          <w:iCs w:val="false"/>
+          <w:sz w:val="20"/>
+          <w:szCs w:val="20"/>
+        </w:rPr>
+        <w:t xml:space="preserve"> denote the concrete-pile catalogue index, steel-pile diameter, and steel-pile wall thickness, respectively, with </w:t>
+      </w:r>
+      <m:oMath>
+        <m:sSub>
+          <m:e>
+            <m:r>
+              <m:t>x</m:t>
+            </m:r>
+          </m:e>
+          <m:sub>
+            <m:r>
+              <m:t>1</m:t>
+            </m:r>
+          </m:sub>
+        </m:sSub>
         <m:r>
           <m:rPr>
             <m:sty m:val="p"/>
@@ -695,9 +553,133 @@
           <m:rPr>
             <m:sty m:val="p"/>
           </m:rPr>
+          <m:t>{</m:t>
+        </m:r>
+        <m:r>
+          <m:t>1</m:t>
+        </m:r>
+        <m:r>
+          <m:rPr>
+            <m:sty m:val="p"/>
+          </m:rPr>
+          <m:t>,</m:t>
+        </m:r>
+        <m:r>
+          <m:rPr>
+            <m:sty m:val="p"/>
+          </m:rPr>
+          <m:t>…</m:t>
+        </m:r>
+        <m:r>
+          <m:rPr>
+            <m:sty m:val="p"/>
+          </m:rPr>
+          <m:t>,</m:t>
+        </m:r>
+        <m:r>
+          <m:t>5</m:t>
+        </m:r>
+        <m:r>
+          <m:rPr>
+            <m:sty m:val="p"/>
+          </m:rPr>
+          <m:t>}</m:t>
+        </m:r>
+      </m:oMath>
+      <w:r>
+        <w:rPr>
+          <w:rFonts w:ascii="Times New Roman" w:cs="Times New Roman" w:eastAsia="Times New Roman" w:hAnsi="Times New Roman"/>
+          <w:b w:val="false"/>
+          <w:bCs w:val="false"/>
+          <w:i w:val="false"/>
+          <w:iCs w:val="false"/>
+          <w:sz w:val="20"/>
+          <w:szCs w:val="20"/>
+        </w:rPr>
+        <w:t xml:space="preserve"> (indexing a row of the AMACCAO PHC-pile catalogue, Table 1, TCVN 7888:2014/JIS A 5373:2016 [3]), </w:t>
+      </w:r>
+      <m:oMath>
+        <m:sSub>
+          <m:e>
+            <m:r>
+              <m:t>x</m:t>
+            </m:r>
+          </m:e>
+          <m:sub>
+            <m:r>
+              <m:t>2</m:t>
+            </m:r>
+          </m:sub>
+        </m:sSub>
+        <m:r>
+          <m:rPr>
+            <m:sty m:val="p"/>
+          </m:rPr>
+          <m:t>∈</m:t>
+        </m:r>
+        <m:r>
+          <m:rPr>
+            <m:sty m:val="p"/>
+          </m:rPr>
           <m:t>[</m:t>
         </m:r>
         <m:r>
+          <m:t>0.800</m:t>
+        </m:r>
+        <m:r>
+          <m:rPr>
+            <m:sty m:val="p"/>
+          </m:rPr>
+          <m:t>,</m:t>
+        </m:r>
+        <m:r>
+          <m:t>1.300</m:t>
+        </m:r>
+        <m:r>
+          <m:rPr>
+            <m:sty m:val="p"/>
+          </m:rPr>
+          <m:t>]</m:t>
+        </m:r>
+      </m:oMath>
+      <w:r>
+        <w:rPr>
+          <w:rFonts w:ascii="Times New Roman" w:cs="Times New Roman" w:eastAsia="Times New Roman" w:hAnsi="Times New Roman"/>
+          <w:b w:val="false"/>
+          <w:bCs w:val="false"/>
+          <w:i w:val="false"/>
+          <w:iCs w:val="false"/>
+          <w:sz w:val="20"/>
+          <w:szCs w:val="20"/>
+        </w:rPr>
+        <w:t xml:space="preserve"> m (step 0.01 m, 51 values), and </w:t>
+      </w:r>
+      <m:oMath>
+        <m:sSub>
+          <m:e>
+            <m:r>
+              <m:t>x</m:t>
+            </m:r>
+          </m:e>
+          <m:sub>
+            <m:r>
+              <m:t>3</m:t>
+            </m:r>
+          </m:sub>
+        </m:sSub>
+        <m:r>
+          <m:rPr>
+            <m:sty m:val="p"/>
+          </m:rPr>
+          <m:t>∈</m:t>
+        </m:r>
+        <m:r>
+          <m:rPr>
+            <m:sty m:val="p"/>
+          </m:rPr>
+          <m:t>[</m:t>
+        </m:r>
+        <m:r>
           <m:t>0.010</m:t>
         </m:r>
         <m:r>
@@ -728,52 +710,17 @@
         </w:rPr>
         <w:t xml:space="preserve"> m (step 0.001 m, 16 values) — giving </w:t>
       </w:r>
-      <m:oMath>
-        <m:r>
-          <m:t>5</m:t>
-        </m:r>
-        <m:r>
-          <m:rPr>
-            <m:sty m:val="p"/>
-          </m:rPr>
-          <m:t>×</m:t>
-        </m:r>
-        <m:r>
-          <m:t>51</m:t>
-        </m:r>
-        <m:r>
-          <m:rPr>
-            <m:sty m:val="p"/>
-          </m:rPr>
-          <m:t>×</m:t>
-        </m:r>
-        <m:r>
-          <m:t>16</m:t>
-        </m:r>
-      </m:oMath>
-      <w:r>
-        <w:rPr>
-          <w:rFonts w:ascii="Times New Roman" w:cs="Times New Roman" w:eastAsia="Times New Roman" w:hAnsi="Times New Roman"/>
-          <w:b w:val="false"/>
-          <w:bCs w:val="false"/>
-          <w:i w:val="false"/>
-          <w:iCs w:val="false"/>
-          <w:sz w:val="20"/>
-          <w:szCs w:val="20"/>
-        </w:rPr>
-        <w:t xml:space="preserve">=</w:t>
-      </w:r>
-      <w:r>
-        <w:rPr>
-          <w:rFonts w:ascii="Times New Roman" w:cs="Times New Roman" w:eastAsia="Times New Roman" w:hAnsi="Times New Roman"/>
-          <w:b w:val="false"/>
-          <w:bCs w:val="false"/>
-          <w:i w:val="false"/>
-          <w:iCs w:val="false"/>
-          <w:sz w:val="20"/>
-          <w:szCs w:val="20"/>
-        </w:rPr>
-        <w:t xml:space="preserve"> </w:t>
+      <w:r>
+        <w:rPr>
+          <w:rFonts w:ascii="Times New Roman" w:cs="Times New Roman" w:eastAsia="Times New Roman" w:hAnsi="Times New Roman"/>
+          <w:b w:val="false"/>
+          <w:bCs w:val="false"/>
+          <w:i w:val="false"/>
+          <w:iCs w:val="false"/>
+          <w:sz w:val="20"/>
+          <w:szCs w:val="20"/>
+        </w:rPr>
+        <w:t xml:space="preserve">5 × 51 × 16 = </w:t>
       </w:r>
       <w:r>
         <w:rPr>
@@ -2067,7 +2014,211 @@
           <w:sz w:val="20"/>
           <w:szCs w:val="20"/>
         </w:rPr>
-        <w:t xml:space="preserve">The two objectives are the pile material mass and the maximum lateral displacement:</w:t>
+        <w:t xml:space="preserve">The objective vector is </w:t>
+      </w:r>
+      <m:oMath>
+        <m:r>
+          <m:t>F</m:t>
+        </m:r>
+        <m:r>
+          <m:rPr>
+            <m:sty m:val="p"/>
+          </m:rPr>
+          <m:t>(</m:t>
+        </m:r>
+        <m:r>
+          <m:rPr>
+            <m:sty m:val="bi"/>
+          </m:rPr>
+          <m:t>x</m:t>
+        </m:r>
+        <m:r>
+          <m:rPr>
+            <m:sty m:val="p"/>
+          </m:rPr>
+          <m:t>)</m:t>
+        </m:r>
+        <m:r>
+          <m:rPr>
+            <m:sty m:val="p"/>
+          </m:rPr>
+          <m:t>=</m:t>
+        </m:r>
+        <m:r>
+          <m:rPr>
+            <m:sty m:val="p"/>
+          </m:rPr>
+          <m:t>[</m:t>
+        </m:r>
+        <m:sSub>
+          <m:e>
+            <m:r>
+              <m:t>f</m:t>
+            </m:r>
+          </m:e>
+          <m:sub>
+            <m:r>
+              <m:t>1</m:t>
+            </m:r>
+          </m:sub>
+        </m:sSub>
+        <m:r>
+          <m:rPr>
+            <m:sty m:val="p"/>
+          </m:rPr>
+          <m:t>(</m:t>
+        </m:r>
+        <m:r>
+          <m:rPr>
+            <m:sty m:val="bi"/>
+          </m:rPr>
+          <m:t>x</m:t>
+        </m:r>
+        <m:r>
+          <m:rPr>
+            <m:sty m:val="p"/>
+          </m:rPr>
+          <m:t>)</m:t>
+        </m:r>
+        <m:r>
+          <m:rPr>
+            <m:sty m:val="p"/>
+          </m:rPr>
+          <m:t>,</m:t>
+        </m:r>
+        <m:sSub>
+          <m:e>
+            <m:r>
+              <m:t>f</m:t>
+            </m:r>
+          </m:e>
+          <m:sub>
+            <m:r>
+              <m:t>2</m:t>
+            </m:r>
+          </m:sub>
+        </m:sSub>
+        <m:r>
+          <m:rPr>
+            <m:sty m:val="p"/>
+          </m:rPr>
+          <m:t>(</m:t>
+        </m:r>
+        <m:r>
+          <m:rPr>
+            <m:sty m:val="bi"/>
+          </m:rPr>
+          <m:t>x</m:t>
+        </m:r>
+        <m:r>
+          <m:rPr>
+            <m:sty m:val="p"/>
+          </m:rPr>
+          <m:t>)</m:t>
+        </m:r>
+        <m:r>
+          <m:rPr>
+            <m:sty m:val="p"/>
+          </m:rPr>
+          <m:t>]</m:t>
+        </m:r>
+      </m:oMath>
+      <w:r>
+        <w:rPr>
+          <w:rFonts w:ascii="Times New Roman" w:cs="Times New Roman" w:eastAsia="Times New Roman" w:hAnsi="Times New Roman"/>
+          <w:b w:val="false"/>
+          <w:bCs w:val="false"/>
+          <w:i w:val="false"/>
+          <w:iCs w:val="false"/>
+          <w:sz w:val="20"/>
+          <w:szCs w:val="20"/>
+        </w:rPr>
+        <w:t xml:space="preserve">, where </w:t>
+      </w:r>
+      <m:oMath>
+        <m:sSub>
+          <m:e>
+            <m:r>
+              <m:t>f</m:t>
+            </m:r>
+          </m:e>
+          <m:sub>
+            <m:r>
+              <m:t>1</m:t>
+            </m:r>
+          </m:sub>
+        </m:sSub>
+        <m:r>
+          <m:rPr>
+            <m:sty m:val="p"/>
+          </m:rPr>
+          <m:t>=</m:t>
+        </m:r>
+        <m:r>
+          <m:t>M</m:t>
+        </m:r>
+      </m:oMath>
+      <w:r>
+        <w:rPr>
+          <w:rFonts w:ascii="Times New Roman" w:cs="Times New Roman" w:eastAsia="Times New Roman" w:hAnsi="Times New Roman"/>
+          <w:b w:val="false"/>
+          <w:bCs w:val="false"/>
+          <w:i w:val="false"/>
+          <w:iCs w:val="false"/>
+          <w:sz w:val="20"/>
+          <w:szCs w:val="20"/>
+        </w:rPr>
+        <w:t xml:space="preserve"> is the total pile material mass and </w:t>
+      </w:r>
+      <m:oMath>
+        <m:sSub>
+          <m:e>
+            <m:r>
+              <m:t>f</m:t>
+            </m:r>
+          </m:e>
+          <m:sub>
+            <m:r>
+              <m:t>2</m:t>
+            </m:r>
+          </m:sub>
+        </m:sSub>
+        <m:r>
+          <m:rPr>
+            <m:sty m:val="p"/>
+          </m:rPr>
+          <m:t>=</m:t>
+        </m:r>
+        <m:sSub>
+          <m:e>
+            <m:r>
+              <m:t>u</m:t>
+            </m:r>
+          </m:e>
+          <m:sub>
+            <m:r>
+              <m:t>m</m:t>
+            </m:r>
+            <m:r>
+              <m:t>a</m:t>
+            </m:r>
+            <m:r>
+              <m:t>x</m:t>
+            </m:r>
+          </m:sub>
+        </m:sSub>
+      </m:oMath>
+      <w:r>
+        <w:rPr>
+          <w:rFonts w:ascii="Times New Roman" w:cs="Times New Roman" w:eastAsia="Times New Roman" w:hAnsi="Times New Roman"/>
+          <w:b w:val="false"/>
+          <w:bCs w:val="false"/>
+          <w:i w:val="false"/>
+          <w:iCs w:val="false"/>
+          <w:sz w:val="20"/>
+          <w:szCs w:val="20"/>
+        </w:rPr>
+        <w:t xml:space="preserve"> is the maximum lateral displacement:</w:t>
       </w:r>
     </w:p>
     <w:p>
@@ -2606,30 +2757,18 @@
           <w:sz w:val="20"/>
           <w:szCs w:val="20"/>
         </w:rPr>
-        <w:t xml:space="preserve">Structural constraints comprise: the concrete-pile axial force–moment interaction, using catalogue values directly, </w:t>
+        <w:t xml:space="preserve">Five constraints, </w:t>
       </w:r>
       <m:oMath>
-        <m:r>
-          <m:t>N</m:t>
-        </m:r>
-        <m:r>
-          <m:rPr>
-            <m:sty m:val="p"/>
-          </m:rPr>
-          <m:t>/</m:t>
-        </m:r>
         <m:sSub>
           <m:e>
             <m:r>
-              <m:t>P</m:t>
+              <m:t>g</m:t>
             </m:r>
           </m:e>
           <m:sub>
             <m:r>
-              <m:t>v</m:t>
-            </m:r>
-            <m:r>
-              <m:t>l</m:t>
+              <m:t>i</m:t>
             </m:r>
           </m:sub>
         </m:sSub>
@@ -2637,133 +2776,52 @@
           <m:rPr>
             <m:sty m:val="p"/>
           </m:rPr>
-          <m:t>+</m:t>
-        </m:r>
-        <m:r>
-          <m:t>M</m:t>
-        </m:r>
-        <m:r>
-          <m:rPr>
-            <m:sty m:val="p"/>
-          </m:rPr>
-          <m:t>/</m:t>
-        </m:r>
+          <m:t>(</m:t>
+        </m:r>
+        <m:r>
+          <m:rPr>
+            <m:sty m:val="bi"/>
+          </m:rPr>
+          <m:t>x</m:t>
+        </m:r>
+        <m:r>
+          <m:rPr>
+            <m:sty m:val="p"/>
+          </m:rPr>
+          <m:t>)</m:t>
+        </m:r>
+        <m:r>
+          <m:rPr>
+            <m:sty m:val="p"/>
+          </m:rPr>
+          <m:t>≤</m:t>
+        </m:r>
+        <m:r>
+          <m:t>0</m:t>
+        </m:r>
+      </m:oMath>
+      <w:r>
+        <w:rPr>
+          <w:rFonts w:ascii="Times New Roman" w:cs="Times New Roman" w:eastAsia="Times New Roman" w:hAnsi="Times New Roman"/>
+          <w:b w:val="false"/>
+          <w:bCs w:val="false"/>
+          <w:i w:val="false"/>
+          <w:iCs w:val="false"/>
+          <w:sz w:val="20"/>
+          <w:szCs w:val="20"/>
+        </w:rPr>
+        <w:t xml:space="preserve"> (i = 1,…,5), are imposed: </w:t>
+      </w:r>
+      <m:oMath>
         <m:sSub>
           <m:e>
             <m:r>
-              <m:t>M</m:t>
+              <m:t>g</m:t>
             </m:r>
           </m:e>
           <m:sub>
             <m:r>
-              <m:t>u</m:t>
-            </m:r>
-          </m:sub>
-        </m:sSub>
-        <m:r>
-          <m:rPr>
-            <m:sty m:val="p"/>
-          </m:rPr>
-          <m:t>−</m:t>
-        </m:r>
-        <m:r>
-          <m:t>1</m:t>
-        </m:r>
-        <m:r>
-          <m:rPr>
-            <m:sty m:val="p"/>
-          </m:rPr>
-          <m:t>≤</m:t>
-        </m:r>
-        <m:r>
-          <m:t>0</m:t>
-        </m:r>
-      </m:oMath>
-      <w:r>
-        <w:rPr>
-          <w:rFonts w:ascii="Times New Roman" w:cs="Times New Roman" w:eastAsia="Times New Roman" w:hAnsi="Times New Roman"/>
-          <w:b w:val="false"/>
-          <w:bCs w:val="false"/>
-          <w:i w:val="false"/>
-          <w:iCs w:val="false"/>
-          <w:sz w:val="20"/>
-          <w:szCs w:val="20"/>
-        </w:rPr>
-        <w:t xml:space="preserve"> (4); steel-pile stress </w:t>
-      </w:r>
-      <m:oMath>
-        <m:r>
-          <m:t>σ</m:t>
-        </m:r>
-        <m:r>
-          <m:rPr>
-            <m:sty m:val="p"/>
-          </m:rPr>
-          <m:t>=</m:t>
-        </m:r>
-        <m:r>
-          <m:t>N</m:t>
-        </m:r>
-        <m:r>
-          <m:rPr>
-            <m:sty m:val="p"/>
-          </m:rPr>
-          <m:t>/</m:t>
-        </m:r>
-        <m:r>
-          <m:t>A</m:t>
-        </m:r>
-        <m:r>
-          <m:rPr>
-            <m:sty m:val="p"/>
-          </m:rPr>
-          <m:t>+</m:t>
-        </m:r>
-        <m:r>
-          <m:t>M</m:t>
-        </m:r>
-        <m:r>
-          <m:rPr>
-            <m:sty m:val="p"/>
-          </m:rPr>
-          <m:t>/</m:t>
-        </m:r>
-        <m:r>
-          <m:t>W</m:t>
-        </m:r>
-        <m:r>
-          <m:rPr>
-            <m:sty m:val="p"/>
-          </m:rPr>
-          <m:t>≤</m:t>
-        </m:r>
-        <m:sSub>
-          <m:e>
-            <m:r>
-              <m:t>F</m:t>
-            </m:r>
-          </m:e>
-          <m:sub>
-            <m:r>
-              <m:t>y</m:t>
-            </m:r>
-          </m:sub>
-        </m:sSub>
-        <m:r>
-          <m:rPr>
-            <m:sty m:val="p"/>
-          </m:rPr>
-          <m:t>/</m:t>
-        </m:r>
-        <m:sSub>
-          <m:e>
-            <m:r>
-              <m:t>γ</m:t>
-            </m:r>
-          </m:e>
-          <m:sub>
-            <m:r>
-              <m:t>M</m:t>
+              <m:t>1</m:t>
             </m:r>
           </m:sub>
         </m:sSub>
@@ -2778,39 +2836,21 @@
           <w:sz w:val="20"/>
           <w:szCs w:val="20"/>
         </w:rPr>
-        <w:t xml:space="preserve"> (</w:t>
+        <w:t xml:space="preserve"> – concrete-pile axial force–moment interaction; </w:t>
       </w:r>
       <m:oMath>
         <m:sSub>
           <m:e>
             <m:r>
-              <m:t>F</m:t>
+              <m:t>g</m:t>
             </m:r>
           </m:e>
           <m:sub>
             <m:r>
-              <m:t>y</m:t>
+              <m:t>2</m:t>
             </m:r>
           </m:sub>
         </m:sSub>
-        <m:r>
-          <m:rPr>
-            <m:sty m:val="p"/>
-          </m:rPr>
-          <m:t>=</m:t>
-        </m:r>
-        <m:r>
-          <m:t>3</m:t>
-        </m:r>
-        <m:r>
-          <m:rPr>
-            <m:sty m:val="p"/>
-          </m:rPr>
-          <m:t>,</m:t>
-        </m:r>
-        <m:r>
-          <m:t>150</m:t>
-        </m:r>
       </m:oMath>
       <w:r>
         <w:rPr>
@@ -2822,30 +2862,21 @@
           <w:sz w:val="20"/>
           <w:szCs w:val="20"/>
         </w:rPr>
-        <w:t xml:space="preserve"> kg/cm² [6], </w:t>
+        <w:t xml:space="preserve"> – steel-pile stress; </w:t>
       </w:r>
       <m:oMath>
         <m:sSub>
           <m:e>
             <m:r>
-              <m:t>γ</m:t>
+              <m:t>g</m:t>
             </m:r>
           </m:e>
           <m:sub>
             <m:r>
-              <m:t>M</m:t>
+              <m:t>3</m:t>
             </m:r>
           </m:sub>
         </m:sSub>
-        <m:r>
-          <m:rPr>
-            <m:sty m:val="p"/>
-          </m:rPr>
-          <m:t>=</m:t>
-        </m:r>
-        <m:r>
-          <m:t>1.05</m:t>
-        </m:r>
       </m:oMath>
       <w:r>
         <w:rPr>
@@ -2857,75 +2888,21 @@
           <w:sz w:val="20"/>
           <w:szCs w:val="20"/>
         </w:rPr>
-        <w:t xml:space="preserve">); and lateral displacement </w:t>
+        <w:t xml:space="preserve"> – lateral displacement; </w:t>
       </w:r>
       <m:oMath>
         <m:sSub>
           <m:e>
             <m:r>
-              <m:t>U</m:t>
+              <m:t>g</m:t>
             </m:r>
           </m:e>
           <m:sub>
             <m:r>
-              <m:t>m</m:t>
-            </m:r>
-            <m:r>
-              <m:t>a</m:t>
-            </m:r>
-            <m:r>
-              <m:t>x</m:t>
+              <m:t>4</m:t>
             </m:r>
           </m:sub>
         </m:sSub>
-        <m:r>
-          <m:rPr>
-            <m:sty m:val="p"/>
-          </m:rPr>
-          <m:t>/</m:t>
-        </m:r>
-        <m:sSub>
-          <m:e>
-            <m:r>
-              <m:t>U</m:t>
-            </m:r>
-          </m:e>
-          <m:sub>
-            <m:r>
-              <m:t>a</m:t>
-            </m:r>
-            <m:r>
-              <m:t>l</m:t>
-            </m:r>
-            <m:r>
-              <m:t>l</m:t>
-            </m:r>
-            <m:r>
-              <m:t>o</m:t>
-            </m:r>
-            <m:r>
-              <m:t>w</m:t>
-            </m:r>
-          </m:sub>
-        </m:sSub>
-        <m:r>
-          <m:rPr>
-            <m:sty m:val="p"/>
-          </m:rPr>
-          <m:t>−</m:t>
-        </m:r>
-        <m:r>
-          <m:t>1</m:t>
-        </m:r>
-        <m:r>
-          <m:rPr>
-            <m:sty m:val="p"/>
-          </m:rPr>
-          <m:t>≤</m:t>
-        </m:r>
-        <m:r>
-          <m:t>0</m:t>
-        </m:r>
       </m:oMath>
       <w:r>
         <w:rPr>
@@ -2937,33 +2914,173 @@
           <w:sz w:val="20"/>
           <w:szCs w:val="20"/>
         </w:rPr>
-        <w:t xml:space="preserve"> (</w:t>
+        <w:t xml:space="preserve"> – geotechnical bearing capacity (TCVN 10304:2025 [5]); </w:t>
       </w:r>
       <m:oMath>
         <m:sSub>
           <m:e>
             <m:r>
-              <m:t>U</m:t>
+              <m:t>g</m:t>
             </m:r>
           </m:e>
           <m:sub>
             <m:r>
-              <m:t>a</m:t>
-            </m:r>
-            <m:r>
-              <m:t>l</m:t>
-            </m:r>
-            <m:r>
-              <m:t>l</m:t>
-            </m:r>
-            <m:r>
-              <m:t>o</m:t>
-            </m:r>
-            <m:r>
-              <m:t>w</m:t>
+              <m:t>5</m:t>
             </m:r>
           </m:sub>
         </m:sSub>
+      </m:oMath>
+      <w:r>
+        <w:rPr>
+          <w:rFonts w:ascii="Times New Roman" w:cs="Times New Roman" w:eastAsia="Times New Roman" w:hAnsi="Times New Roman"/>
+          <w:b w:val="false"/>
+          <w:bCs w:val="false"/>
+          <w:i w:val="false"/>
+          <w:iCs w:val="false"/>
+          <w:sz w:val="20"/>
+          <w:szCs w:val="20"/>
+        </w:rPr>
+        <w:t xml:space="preserve"> – pile uplift. Using catalogue values directly, </w:t>
+      </w:r>
+      <m:oMath>
+        <m:sSub>
+          <m:e>
+            <m:r>
+              <m:t>g</m:t>
+            </m:r>
+          </m:e>
+          <m:sub>
+            <m:r>
+              <m:t>1</m:t>
+            </m:r>
+          </m:sub>
+        </m:sSub>
+      </m:oMath>
+      <w:r>
+        <w:rPr>
+          <w:rFonts w:ascii="Times New Roman" w:cs="Times New Roman" w:eastAsia="Times New Roman" w:hAnsi="Times New Roman"/>
+          <w:b w:val="false"/>
+          <w:bCs w:val="false"/>
+          <w:i w:val="false"/>
+          <w:iCs w:val="false"/>
+          <w:sz w:val="20"/>
+          <w:szCs w:val="20"/>
+        </w:rPr>
+        <w:t xml:space="preserve">: </w:t>
+      </w:r>
+      <m:oMath>
+        <m:r>
+          <m:t>N</m:t>
+        </m:r>
+        <m:r>
+          <m:rPr>
+            <m:sty m:val="p"/>
+          </m:rPr>
+          <m:t>/</m:t>
+        </m:r>
+        <m:sSub>
+          <m:e>
+            <m:r>
+              <m:t>P</m:t>
+            </m:r>
+          </m:e>
+          <m:sub>
+            <m:r>
+              <m:t>v</m:t>
+            </m:r>
+            <m:r>
+              <m:t>l</m:t>
+            </m:r>
+          </m:sub>
+        </m:sSub>
+        <m:r>
+          <m:rPr>
+            <m:sty m:val="p"/>
+          </m:rPr>
+          <m:t>+</m:t>
+        </m:r>
+        <m:r>
+          <m:t>M</m:t>
+        </m:r>
+        <m:r>
+          <m:rPr>
+            <m:sty m:val="p"/>
+          </m:rPr>
+          <m:t>/</m:t>
+        </m:r>
+        <m:sSub>
+          <m:e>
+            <m:r>
+              <m:t>M</m:t>
+            </m:r>
+          </m:e>
+          <m:sub>
+            <m:r>
+              <m:t>u</m:t>
+            </m:r>
+          </m:sub>
+        </m:sSub>
+        <m:r>
+          <m:rPr>
+            <m:sty m:val="p"/>
+          </m:rPr>
+          <m:t>−</m:t>
+        </m:r>
+        <m:r>
+          <m:t>1</m:t>
+        </m:r>
+        <m:r>
+          <m:rPr>
+            <m:sty m:val="p"/>
+          </m:rPr>
+          <m:t>≤</m:t>
+        </m:r>
+        <m:r>
+          <m:t>0</m:t>
+        </m:r>
+      </m:oMath>
+      <w:r>
+        <w:rPr>
+          <w:rFonts w:ascii="Times New Roman" w:cs="Times New Roman" w:eastAsia="Times New Roman" w:hAnsi="Times New Roman"/>
+          <w:b w:val="false"/>
+          <w:bCs w:val="false"/>
+          <w:i w:val="false"/>
+          <w:iCs w:val="false"/>
+          <w:sz w:val="20"/>
+          <w:szCs w:val="20"/>
+        </w:rPr>
+        <w:t xml:space="preserve"> (4); </w:t>
+      </w:r>
+      <m:oMath>
+        <m:sSub>
+          <m:e>
+            <m:r>
+              <m:t>g</m:t>
+            </m:r>
+          </m:e>
+          <m:sub>
+            <m:r>
+              <m:t>2</m:t>
+            </m:r>
+          </m:sub>
+        </m:sSub>
+      </m:oMath>
+      <w:r>
+        <w:rPr>
+          <w:rFonts w:ascii="Times New Roman" w:cs="Times New Roman" w:eastAsia="Times New Roman" w:hAnsi="Times New Roman"/>
+          <w:b w:val="false"/>
+          <w:bCs w:val="false"/>
+          <w:i w:val="false"/>
+          <w:iCs w:val="false"/>
+          <w:sz w:val="20"/>
+          <w:szCs w:val="20"/>
+        </w:rPr>
+        <w:t xml:space="preserve">: </w:t>
+      </w:r>
+      <m:oMath>
+        <m:r>
+          <m:t>σ</m:t>
+        </m:r>
         <m:r>
           <m:rPr>
             <m:sty m:val="p"/>
@@ -2971,6 +3088,301 @@
           <m:t>=</m:t>
         </m:r>
         <m:r>
+          <m:t>N</m:t>
+        </m:r>
+        <m:r>
+          <m:rPr>
+            <m:sty m:val="p"/>
+          </m:rPr>
+          <m:t>/</m:t>
+        </m:r>
+        <m:r>
+          <m:t>A</m:t>
+        </m:r>
+        <m:r>
+          <m:rPr>
+            <m:sty m:val="p"/>
+          </m:rPr>
+          <m:t>+</m:t>
+        </m:r>
+        <m:r>
+          <m:t>M</m:t>
+        </m:r>
+        <m:r>
+          <m:rPr>
+            <m:sty m:val="p"/>
+          </m:rPr>
+          <m:t>/</m:t>
+        </m:r>
+        <m:r>
+          <m:t>W</m:t>
+        </m:r>
+        <m:r>
+          <m:rPr>
+            <m:sty m:val="p"/>
+          </m:rPr>
+          <m:t>≤</m:t>
+        </m:r>
+        <m:sSub>
+          <m:e>
+            <m:r>
+              <m:t>F</m:t>
+            </m:r>
+          </m:e>
+          <m:sub>
+            <m:r>
+              <m:t>y</m:t>
+            </m:r>
+          </m:sub>
+        </m:sSub>
+        <m:r>
+          <m:rPr>
+            <m:sty m:val="p"/>
+          </m:rPr>
+          <m:t>/</m:t>
+        </m:r>
+        <m:sSub>
+          <m:e>
+            <m:r>
+              <m:t>γ</m:t>
+            </m:r>
+          </m:e>
+          <m:sub>
+            <m:r>
+              <m:t>M</m:t>
+            </m:r>
+          </m:sub>
+        </m:sSub>
+      </m:oMath>
+      <w:r>
+        <w:rPr>
+          <w:rFonts w:ascii="Times New Roman" w:cs="Times New Roman" w:eastAsia="Times New Roman" w:hAnsi="Times New Roman"/>
+          <w:b w:val="false"/>
+          <w:bCs w:val="false"/>
+          <w:i w:val="false"/>
+          <w:iCs w:val="false"/>
+          <w:sz w:val="20"/>
+          <w:szCs w:val="20"/>
+        </w:rPr>
+        <w:t xml:space="preserve"> (</w:t>
+      </w:r>
+      <m:oMath>
+        <m:sSub>
+          <m:e>
+            <m:r>
+              <m:t>F</m:t>
+            </m:r>
+          </m:e>
+          <m:sub>
+            <m:r>
+              <m:t>y</m:t>
+            </m:r>
+          </m:sub>
+        </m:sSub>
+        <m:r>
+          <m:rPr>
+            <m:sty m:val="p"/>
+          </m:rPr>
+          <m:t>=</m:t>
+        </m:r>
+        <m:r>
+          <m:t>3</m:t>
+        </m:r>
+        <m:r>
+          <m:rPr>
+            <m:sty m:val="p"/>
+          </m:rPr>
+          <m:t>,</m:t>
+        </m:r>
+        <m:r>
+          <m:t>150</m:t>
+        </m:r>
+      </m:oMath>
+      <w:r>
+        <w:rPr>
+          <w:rFonts w:ascii="Times New Roman" w:cs="Times New Roman" w:eastAsia="Times New Roman" w:hAnsi="Times New Roman"/>
+          <w:b w:val="false"/>
+          <w:bCs w:val="false"/>
+          <w:i w:val="false"/>
+          <w:iCs w:val="false"/>
+          <w:sz w:val="20"/>
+          <w:szCs w:val="20"/>
+        </w:rPr>
+        <w:t xml:space="preserve"> kg/cm² [6], </w:t>
+      </w:r>
+      <m:oMath>
+        <m:sSub>
+          <m:e>
+            <m:r>
+              <m:t>γ</m:t>
+            </m:r>
+          </m:e>
+          <m:sub>
+            <m:r>
+              <m:t>M</m:t>
+            </m:r>
+          </m:sub>
+        </m:sSub>
+        <m:r>
+          <m:rPr>
+            <m:sty m:val="p"/>
+          </m:rPr>
+          <m:t>=</m:t>
+        </m:r>
+        <m:r>
+          <m:t>1.05</m:t>
+        </m:r>
+      </m:oMath>
+      <w:r>
+        <w:rPr>
+          <w:rFonts w:ascii="Times New Roman" w:cs="Times New Roman" w:eastAsia="Times New Roman" w:hAnsi="Times New Roman"/>
+          <w:b w:val="false"/>
+          <w:bCs w:val="false"/>
+          <w:i w:val="false"/>
+          <w:iCs w:val="false"/>
+          <w:sz w:val="20"/>
+          <w:szCs w:val="20"/>
+        </w:rPr>
+        <w:t xml:space="preserve">); </w:t>
+      </w:r>
+      <m:oMath>
+        <m:sSub>
+          <m:e>
+            <m:r>
+              <m:t>g</m:t>
+            </m:r>
+          </m:e>
+          <m:sub>
+            <m:r>
+              <m:t>3</m:t>
+            </m:r>
+          </m:sub>
+        </m:sSub>
+      </m:oMath>
+      <w:r>
+        <w:rPr>
+          <w:rFonts w:ascii="Times New Roman" w:cs="Times New Roman" w:eastAsia="Times New Roman" w:hAnsi="Times New Roman"/>
+          <w:b w:val="false"/>
+          <w:bCs w:val="false"/>
+          <w:i w:val="false"/>
+          <w:iCs w:val="false"/>
+          <w:sz w:val="20"/>
+          <w:szCs w:val="20"/>
+        </w:rPr>
+        <w:t xml:space="preserve">: </w:t>
+      </w:r>
+      <m:oMath>
+        <m:sSub>
+          <m:e>
+            <m:r>
+              <m:t>U</m:t>
+            </m:r>
+          </m:e>
+          <m:sub>
+            <m:r>
+              <m:t>m</m:t>
+            </m:r>
+            <m:r>
+              <m:t>a</m:t>
+            </m:r>
+            <m:r>
+              <m:t>x</m:t>
+            </m:r>
+          </m:sub>
+        </m:sSub>
+        <m:r>
+          <m:rPr>
+            <m:sty m:val="p"/>
+          </m:rPr>
+          <m:t>/</m:t>
+        </m:r>
+        <m:sSub>
+          <m:e>
+            <m:r>
+              <m:t>U</m:t>
+            </m:r>
+          </m:e>
+          <m:sub>
+            <m:r>
+              <m:t>a</m:t>
+            </m:r>
+            <m:r>
+              <m:t>l</m:t>
+            </m:r>
+            <m:r>
+              <m:t>l</m:t>
+            </m:r>
+            <m:r>
+              <m:t>o</m:t>
+            </m:r>
+            <m:r>
+              <m:t>w</m:t>
+            </m:r>
+          </m:sub>
+        </m:sSub>
+        <m:r>
+          <m:rPr>
+            <m:sty m:val="p"/>
+          </m:rPr>
+          <m:t>−</m:t>
+        </m:r>
+        <m:r>
+          <m:t>1</m:t>
+        </m:r>
+        <m:r>
+          <m:rPr>
+            <m:sty m:val="p"/>
+          </m:rPr>
+          <m:t>≤</m:t>
+        </m:r>
+        <m:r>
+          <m:t>0</m:t>
+        </m:r>
+      </m:oMath>
+      <w:r>
+        <w:rPr>
+          <w:rFonts w:ascii="Times New Roman" w:cs="Times New Roman" w:eastAsia="Times New Roman" w:hAnsi="Times New Roman"/>
+          <w:b w:val="false"/>
+          <w:bCs w:val="false"/>
+          <w:i w:val="false"/>
+          <w:iCs w:val="false"/>
+          <w:sz w:val="20"/>
+          <w:szCs w:val="20"/>
+        </w:rPr>
+        <w:t xml:space="preserve"> (</w:t>
+      </w:r>
+      <m:oMath>
+        <m:sSub>
+          <m:e>
+            <m:r>
+              <m:t>U</m:t>
+            </m:r>
+          </m:e>
+          <m:sub>
+            <m:r>
+              <m:t>a</m:t>
+            </m:r>
+            <m:r>
+              <m:t>l</m:t>
+            </m:r>
+            <m:r>
+              <m:t>l</m:t>
+            </m:r>
+            <m:r>
+              <m:t>o</m:t>
+            </m:r>
+            <m:r>
+              <m:t>w</m:t>
+            </m:r>
+          </m:sub>
+        </m:sSub>
+        <m:r>
+          <m:rPr>
+            <m:sty m:val="p"/>
+          </m:rPr>
+          <m:t>=</m:t>
+        </m:r>
+        <m:r>
           <m:t>71.7</m:t>
         </m:r>
       </m:oMath>
@@ -2984,31 +3396,33 @@
           <w:sz w:val="20"/>
           <w:szCs w:val="20"/>
         </w:rPr>
-        <w:t xml:space="preserve"> mm, TCVN 11820-5:2021 [4]). The geotechnical constraint follows </w:t>
-      </w:r>
-      <w:r>
-        <w:rPr>
-          <w:rFonts w:ascii="Times New Roman" w:cs="Times New Roman" w:eastAsia="Times New Roman" w:hAnsi="Times New Roman"/>
-          <w:b/>
-          <w:bCs/>
-          <w:i w:val="false"/>
-          <w:iCs w:val="false"/>
-          <w:sz w:val="20"/>
-          <w:szCs w:val="20"/>
-        </w:rPr>
-        <w:t xml:space="preserve">TCVN 10304:2025 [5]</w:t>
-      </w:r>
-      <w:r>
-        <w:rPr>
-          <w:rFonts w:ascii="Times New Roman" w:cs="Times New Roman" w:eastAsia="Times New Roman" w:hAnsi="Times New Roman"/>
-          <w:b w:val="false"/>
-          <w:bCs w:val="false"/>
-          <w:i w:val="false"/>
-          <w:iCs w:val="false"/>
-          <w:sz w:val="20"/>
-          <w:szCs w:val="20"/>
-        </w:rPr>
-        <w:t xml:space="preserve">: a friction-pile formula for the concrete pile (clay tip) and an end-bearing-on-rock formula for the steel pile (fractured-rock tip, strength-reduction factor </w:t>
+        <w:t xml:space="preserve"> mm, TCVN 11820-5:2021 [4]). </w:t>
+      </w:r>
+      <m:oMath>
+        <m:sSub>
+          <m:e>
+            <m:r>
+              <m:t>g</m:t>
+            </m:r>
+          </m:e>
+          <m:sub>
+            <m:r>
+              <m:t>4</m:t>
+            </m:r>
+          </m:sub>
+        </m:sSub>
+      </m:oMath>
+      <w:r>
+        <w:rPr>
+          <w:rFonts w:ascii="Times New Roman" w:cs="Times New Roman" w:eastAsia="Times New Roman" w:hAnsi="Times New Roman"/>
+          <w:b w:val="false"/>
+          <w:bCs w:val="false"/>
+          <w:i w:val="false"/>
+          <w:iCs w:val="false"/>
+          <w:sz w:val="20"/>
+          <w:szCs w:val="20"/>
+        </w:rPr>
+        <w:t xml:space="preserve"> applies a friction-pile formula for the concrete pile (clay tip) and an end-bearing-on-rock formula for the steel pile (fractured-rock tip, strength-reduction factor </w:t>
       </w:r>
       <m:oMath>
         <m:sSub>
@@ -3187,7 +3601,33 @@
           <w:sz w:val="20"/>
           <w:szCs w:val="20"/>
         </w:rPr>
-        <w:t xml:space="preserve">, consequence class C2). An uplift check (18/360 steel piles found in tension, up to ≈31 t) uses shaft friction only (</w:t>
+        <w:t xml:space="preserve">, consequence class C2). </w:t>
+      </w:r>
+      <m:oMath>
+        <m:sSub>
+          <m:e>
+            <m:r>
+              <m:t>g</m:t>
+            </m:r>
+          </m:e>
+          <m:sub>
+            <m:r>
+              <m:t>5</m:t>
+            </m:r>
+          </m:sub>
+        </m:sSub>
+      </m:oMath>
+      <w:r>
+        <w:rPr>
+          <w:rFonts w:ascii="Times New Roman" w:cs="Times New Roman" w:eastAsia="Times New Roman" w:hAnsi="Times New Roman"/>
+          <w:b w:val="false"/>
+          <w:bCs w:val="false"/>
+          <w:i w:val="false"/>
+          <w:iCs w:val="false"/>
+          <w:sz w:val="20"/>
+          <w:szCs w:val="20"/>
+        </w:rPr>
+        <w:t xml:space="preserve">, an uplift check (18/360 steel piles found in tension, up to ≈31 t), uses shaft friction only (</w:t>
       </w:r>
       <m:oMath>
         <m:sSub>
@@ -3452,6 +3892,53 @@
           <w:szCs w:val="20"/>
         </w:rPr>
         <w:t xml:space="preserve">reference Pareto front</w:t>
+      </w:r>
+      <w:r>
+        <w:rPr>
+          <w:rFonts w:ascii="Times New Roman" w:cs="Times New Roman" w:eastAsia="Times New Roman" w:hAnsi="Times New Roman"/>
+          <w:b w:val="false"/>
+          <w:bCs w:val="false"/>
+          <w:i w:val="false"/>
+          <w:iCs w:val="false"/>
+          <w:sz w:val="20"/>
+          <w:szCs w:val="20"/>
+        </w:rPr>
+        <w:t xml:space="preserve"> (</w:t>
+      </w:r>
+      <m:oMath>
+        <m:r>
+          <m:t>P</m:t>
+        </m:r>
+        <m:sSub>
+          <m:e>
+            <m:r>
+              <m:t>F</m:t>
+            </m:r>
+          </m:e>
+          <m:sub>
+            <m:r>
+              <m:t>r</m:t>
+            </m:r>
+            <m:r>
+              <m:t>e</m:t>
+            </m:r>
+            <m:r>
+              <m:t>f</m:t>
+            </m:r>
+          </m:sub>
+        </m:sSub>
+      </m:oMath>
+      <w:r>
+        <w:rPr>
+          <w:rFonts w:ascii="Times New Roman" w:cs="Times New Roman" w:eastAsia="Times New Roman" w:hAnsi="Times New Roman"/>
+          <w:b w:val="false"/>
+          <w:bCs w:val="false"/>
+          <w:i w:val="false"/>
+          <w:iCs w:val="false"/>
+          <w:sz w:val="20"/>
+          <w:szCs w:val="20"/>
+        </w:rPr>
+        <w:t xml:space="preserve">)</w:t>
       </w:r>
       <w:r>
         <w:rPr>
@@ -4911,7 +5398,7 @@
           <w:sz w:val="20"/>
           <w:szCs w:val="20"/>
         </w:rPr>
-        <w:t xml:space="preserve">) on </w:t>
+        <w:t xml:space="preserve">) [10] on </w:t>
       </w:r>
       <w:r>
         <w:rPr>
@@ -4983,7 +5470,7 @@
           <w:sz w:val="20"/>
           <w:szCs w:val="20"/>
         </w:rPr>
-        <w:t xml:space="preserve">:</w:t>
+        <w:t xml:space="preserve"> [9]:</w:t>
       </w:r>
     </w:p>
     <w:p>
@@ -5067,28 +5554,8 @@
           <w:sz w:val="20"/>
           <w:szCs w:val="20"/>
         </w:rPr>
-        <w:t xml:space="preserve">using a </w:t>
-      </w:r>
-      <m:oMath>
-        <m:sSup>
-          <m:e>
-            <m:r>
-              <m:t>10</m:t>
-            </m:r>
-          </m:e>
-          <m:sup>
-            <m:r>
-              <m:rPr>
-                <m:sty m:val="p"/>
-              </m:rPr>
-              <m:t>−</m:t>
-            </m:r>
-            <m:r>
-              <m:t>6</m:t>
-            </m:r>
-          </m:sup>
-        </m:sSup>
-      </m:oMath>
+        <w:t xml:space="preserve">using a 10⁻⁶</w:t>
+      </w:r>
       <w:r>
         <w:rPr>
           <w:rFonts w:ascii="Times New Roman" w:cs="Times New Roman" w:eastAsia="Times New Roman" w:hAnsi="Times New Roman"/>
@@ -5207,24 +5674,12 @@
         <m:sSub>
           <m:e>
             <m:r>
-              <m:t>D</m:t>
+              <m:t>x</m:t>
             </m:r>
           </m:e>
           <m:sub>
             <m:r>
-              <m:t>s</m:t>
-            </m:r>
-            <m:r>
-              <m:t>t</m:t>
-            </m:r>
-            <m:r>
-              <m:t>e</m:t>
-            </m:r>
-            <m:r>
-              <m:t>e</m:t>
-            </m:r>
-            <m:r>
-              <m:t>l</m:t>
+              <m:t>2</m:t>
             </m:r>
           </m:sub>
         </m:sSub>
@@ -5239,7 +5694,33 @@
           <w:sz w:val="20"/>
           <w:szCs w:val="20"/>
         </w:rPr>
-        <w:t xml:space="preserve"> (about 70% within the top 5% of its range) and, more weakly, toward the largest CatIdx_BTCT row — indicating that the search range may not fully capture the trade-off region at still-larger diameters (Section 3.4).</w:t>
+        <w:t xml:space="preserve"> (about 70% within the top 5% of its range) and, more weakly, toward the largest </w:t>
+      </w:r>
+      <m:oMath>
+        <m:sSub>
+          <m:e>
+            <m:r>
+              <m:t>x</m:t>
+            </m:r>
+          </m:e>
+          <m:sub>
+            <m:r>
+              <m:t>1</m:t>
+            </m:r>
+          </m:sub>
+        </m:sSub>
+      </m:oMath>
+      <w:r>
+        <w:rPr>
+          <w:rFonts w:ascii="Times New Roman" w:cs="Times New Roman" w:eastAsia="Times New Roman" w:hAnsi="Times New Roman"/>
+          <w:b w:val="false"/>
+          <w:bCs w:val="false"/>
+          <w:i w:val="false"/>
+          <w:iCs w:val="false"/>
+          <w:sz w:val="20"/>
+          <w:szCs w:val="20"/>
+        </w:rPr>
+        <w:t xml:space="preserve"> row — indicating that the search range may not fully capture the trade-off region at still-larger diameters (Section 3.3).</w:t>
       </w:r>
     </w:p>
     <w:p>
@@ -5468,7 +5949,7 @@
                 <w:sz w:val="18"/>
                 <w:szCs w:val="18"/>
               </w:rPr>
-              <w:t xml:space="preserve">CatIdx_BTCT</w:t>
+              <w:t xml:space="preserve">x1</w:t>
             </w:r>
           </w:p>
         </w:tc>
@@ -5610,7 +6091,7 @@
                 <w:sz w:val="18"/>
                 <w:szCs w:val="18"/>
               </w:rPr>
-              <w:t xml:space="preserve">D_steel (m)</w:t>
+              <w:t xml:space="preserve">x2 (m)</w:t>
             </w:r>
           </w:p>
         </w:tc>
@@ -5752,7 +6233,7 @@
                 <w:sz w:val="18"/>
                 <w:szCs w:val="18"/>
               </w:rPr>
-              <w:t xml:space="preserve">t_steel (m)</w:t>
+              <w:t xml:space="preserve">x3 (m)</w:t>
             </w:r>
           </w:p>
         </w:tc>
@@ -6626,7 +7107,7 @@
           <w:sz w:val="20"/>
           <w:szCs w:val="20"/>
         </w:rPr>
-        <w:t xml:space="preserve">All four differences are statistically significant at </w:t>
+        <w:t xml:space="preserve">The Wilcoxon rank-sum test indicates statistically significant differences between the two algorithms for all four metrics (</w:t>
       </w:r>
       <m:oMath>
         <m:r>
@@ -6652,7 +7133,7 @@
           <w:sz w:val="20"/>
           <w:szCs w:val="20"/>
         </w:rPr>
-        <w:t xml:space="preserve">; the HV and GD gaps are numerically small since both algorithms approach the same stable region, so the comparison rests mainly on </w:t>
+        <w:t xml:space="preserve">); the HV and GD gaps are numerically small since both algorithms approach the same stable region, so the comparison rests mainly on </w:t>
       </w:r>
       <w:r>
         <w:rPr>
@@ -6929,24 +7410,12 @@
         <m:sSub>
           <m:e>
             <m:r>
-              <m:t>D</m:t>
+              <m:t>x</m:t>
             </m:r>
           </m:e>
           <m:sub>
             <m:r>
-              <m:t>s</m:t>
-            </m:r>
-            <m:r>
-              <m:t>t</m:t>
-            </m:r>
-            <m:r>
-              <m:t>e</m:t>
-            </m:r>
-            <m:r>
-              <m:t>e</m:t>
-            </m:r>
-            <m:r>
-              <m:t>l</m:t>
+              <m:t>2</m:t>
             </m:r>
           </m:sub>
         </m:sSub>
@@ -7083,24 +7552,12 @@
         <m:sSub>
           <m:e>
             <m:r>
-              <m:t>D</m:t>
+              <m:t>x</m:t>
             </m:r>
           </m:e>
           <m:sub>
             <m:r>
-              <m:t>s</m:t>
-            </m:r>
-            <m:r>
-              <m:t>t</m:t>
-            </m:r>
-            <m:r>
-              <m:t>e</m:t>
-            </m:r>
-            <m:r>
-              <m:t>e</m:t>
-            </m:r>
-            <m:r>
-              <m:t>l</m:t>
+              <m:t>2</m:t>
             </m:r>
           </m:sub>
         </m:sSub>
@@ -7205,24 +7662,12 @@
         <m:sSub>
           <m:e>
             <m:r>
-              <m:t>D</m:t>
+              <m:t>x</m:t>
             </m:r>
           </m:e>
           <m:sub>
             <m:r>
-              <m:t>s</m:t>
-            </m:r>
-            <m:r>
-              <m:t>t</m:t>
-            </m:r>
-            <m:r>
-              <m:t>e</m:t>
-            </m:r>
-            <m:r>
-              <m:t>e</m:t>
-            </m:r>
-            <m:r>
-              <m:t>l</m:t>
+              <m:t>2</m:t>
             </m:r>
           </m:sub>
         </m:sSub>
@@ -7543,6 +7988,87 @@
           <w:szCs w:val="18"/>
         </w:rPr>
         <w:t xml:space="preserve">Zhong, C., et al.: Starfish optimization algorithm (SFOA): a bio-inspired metaheuristic algorithm for global optimization compared with 100 optimizers. Neural Computing and Applications, 3641–3683 (2025).</w:t>
+      </w:r>
+    </w:p>
+    <w:p>
+      <w:pPr>
+        <w:spacing w:line="220" w:lineRule="atLeast"/>
+        <w:ind w:left="567" w:hanging="567"/>
+        <w:jc w:val="both"/>
+      </w:pPr>
+      <w:r>
+        <w:rPr>
+          <w:rFonts w:ascii="Times New Roman" w:cs="Times New Roman" w:eastAsia="Times New Roman" w:hAnsi="Times New Roman"/>
+          <w:sz w:val="18"/>
+          <w:szCs w:val="18"/>
+        </w:rPr>
+        <w:t xml:space="preserve">[8] </w:t>
+      </w:r>
+      <w:r>
+        <w:rPr>
+          <w:rFonts w:ascii="Times New Roman" w:cs="Times New Roman" w:eastAsia="Times New Roman" w:hAnsi="Times New Roman"/>
+          <w:b w:val="false"/>
+          <w:bCs w:val="false"/>
+          <w:i w:val="false"/>
+          <w:iCs w:val="false"/>
+          <w:sz w:val="18"/>
+          <w:szCs w:val="18"/>
+        </w:rPr>
+        <w:t xml:space="preserve">Zhou, A., Qu, B.-Y., Li, H., Zhao, S.-Z., Suganthan, P.N., Zhang, Q.: Multiobjective evolutionary algorithms: A survey of the state of the art. Swarm and Evolutionary Computation 1(1), 32–49 (2011). https://doi.org/10.1016/j.swevo.2011.03.001</w:t>
+      </w:r>
+    </w:p>
+    <w:p>
+      <w:pPr>
+        <w:spacing w:line="220" w:lineRule="atLeast"/>
+        <w:ind w:left="567" w:hanging="567"/>
+        <w:jc w:val="both"/>
+      </w:pPr>
+      <w:r>
+        <w:rPr>
+          <w:rFonts w:ascii="Times New Roman" w:cs="Times New Roman" w:eastAsia="Times New Roman" w:hAnsi="Times New Roman"/>
+          <w:sz w:val="18"/>
+          <w:szCs w:val="18"/>
+        </w:rPr>
+        <w:t xml:space="preserve">[9] </w:t>
+      </w:r>
+      <w:r>
+        <w:rPr>
+          <w:rFonts w:ascii="Times New Roman" w:cs="Times New Roman" w:eastAsia="Times New Roman" w:hAnsi="Times New Roman"/>
+          <w:b w:val="false"/>
+          <w:bCs w:val="false"/>
+          <w:i w:val="false"/>
+          <w:iCs w:val="false"/>
+          <w:sz w:val="18"/>
+          <w:szCs w:val="18"/>
+        </w:rPr>
+        <w:t xml:space="preserve">Zitzler, E., Thiele, L., Laumanns, M., Fonseca, C.M., da Fonseca, V.G.: Performance assessment of multiobjective optimizers: an analysis and review. IEEE Transactions on Evolutionary Computation 7(2), 117–132 (2003). https://doi.org/10.1109/TEVC.2003.810758</w:t>
+      </w:r>
+    </w:p>
+    <w:p>
+      <w:pPr>
+        <w:spacing w:line="220" w:lineRule="atLeast"/>
+        <w:ind w:left="567" w:hanging="567"/>
+        <w:jc w:val="both"/>
+      </w:pPr>
+      <w:r>
+        <w:rPr>
+          <w:rFonts w:ascii="Times New Roman" w:cs="Times New Roman" w:eastAsia="Times New Roman" w:hAnsi="Times New Roman"/>
+          <w:sz w:val="18"/>
+          <w:szCs w:val="18"/>
+        </w:rPr>
+        <w:t xml:space="preserve">[10] </w:t>
+      </w:r>
+      <w:r>
+        <w:rPr>
+          <w:rFonts w:ascii="Times New Roman" w:cs="Times New Roman" w:eastAsia="Times New Roman" w:hAnsi="Times New Roman"/>
+          <w:b w:val="false"/>
+          <w:bCs w:val="false"/>
+          <w:i w:val="false"/>
+          <w:iCs w:val="false"/>
+          <w:sz w:val="18"/>
+          <w:szCs w:val="18"/>
+        </w:rPr>
+        <w:t xml:space="preserve">Derrac, J., García, S., Molina, D., Herrera, F.: A practical tutorial on the use of nonparametric statistical tests as a methodology for comparing evolutionary and swarm intelligence algorithms. Swarm and Evolutionary Computation 1(1), 3–18 (2011). https://doi.org/10.1016/j.swevo.2011.02.002</w:t>
       </w:r>
     </w:p>
     <w:sectPr>
